--- a/Reporting/CPTC_2026_Template.docx
+++ b/Reporting/CPTC_2026_Template.docx
@@ -1202,7 +1202,7 @@
                 <w:sz w:val="20"/>
                 <w:szCs w:val="20"/>
               </w:rPr>
-              <w:t xml:space="preserve">{findings | count: 'Informative'}</w:t>
+              <w:t>{findings | where: 'cvss &amp;&amp; cvss.baseSeverity == "None"' | length}</w:t>
             </w:r>
           </w:p>
         </w:tc>
@@ -1230,7 +1230,7 @@
                 <w:sz w:val="20"/>
                 <w:szCs w:val="20"/>
               </w:rPr>
-              <w:t xml:space="preserve">{findings | count: 'Low'}</w:t>
+              <w:t>{findings | where: 'cvss &amp;&amp; cvss.baseSeverity == "Low"' | length}</w:t>
             </w:r>
           </w:p>
         </w:tc>
@@ -1258,7 +1258,7 @@
                 <w:sz w:val="20"/>
                 <w:szCs w:val="20"/>
               </w:rPr>
-              <w:t xml:space="preserve">{findings | count: 'Medium'}</w:t>
+              <w:t>{findings | where: 'cvss &amp;&amp; cvss.baseSeverity == "Medium"' | length}</w:t>
             </w:r>
           </w:p>
         </w:tc>
@@ -1286,7 +1286,7 @@
                 <w:sz w:val="20"/>
                 <w:szCs w:val="20"/>
               </w:rPr>
-              <w:t xml:space="preserve">{findings | count: 'High'}</w:t>
+              <w:t>{findings | where: 'cvss &amp;&amp; cvss.baseSeverity == "High"' | length}</w:t>
             </w:r>
           </w:p>
         </w:tc>
@@ -1314,7 +1314,7 @@
                 <w:sz w:val="20"/>
                 <w:szCs w:val="20"/>
               </w:rPr>
-              <w:t xml:space="preserve">{findings | count: 'Critical'}</w:t>
+              <w:t>{findings | where: 'cvss &amp;&amp; cvss.baseSeverity == "Critical"' | length}</w:t>
             </w:r>
           </w:p>
         </w:tc>
@@ -1926,7 +1926,7 @@
         <w:rPr>
           <w:rFonts w:ascii="Georgia" w:cs="Georgia" w:eastAsia="Georgia" w:hAnsi="Georgia"/>
         </w:rPr>
-        <w:t xml:space="preserve">Informative — negligible or unrealistic exploit path, but worth awareness</w:t>
+        <w:t>Very Low — negligible or unrealistic exploit path, but worth awareness</w:t>
       </w:r>
     </w:p>
     <w:p>
@@ -2054,19 +2054,13 @@
           </w:tcPr>
           <w:p>
             <w:pPr>
-              <w:spacing w:after="0" w:before="0"/>
               <w:jc w:val="center"/>
             </w:pPr>
             <w:r>
               <w:rPr>
-                <w:rFonts w:ascii="Georgia" w:cs="Georgia" w:eastAsia="Georgia" w:hAnsi="Georgia"/>
-                <w:b/>
-                <w:bCs/>
-                <w:color w:val="000000"/>
-                <w:sz w:val="20"/>
-                <w:szCs w:val="20"/>
-              </w:rPr>
-              <w:t xml:space="preserve">Informative</w:t>
+                <w:b/>
+              </w:rPr>
+              <w:t>Very Low</w:t>
             </w:r>
           </w:p>
         </w:tc>
@@ -2599,18 +2593,11 @@
             <w:vAlign w:val="center"/>
           </w:tcPr>
           <w:p>
-            <w:pPr>
-              <w:spacing w:after="0" w:before="0"/>
-            </w:pPr>
-            <w:r>
-              <w:rPr>
-                <w:rFonts w:ascii="Georgia" w:cs="Georgia" w:eastAsia="Georgia" w:hAnsi="Georgia"/>
-                <w:b/>
-                <w:bCs/>
-                <w:sz w:val="20"/>
-                <w:szCs w:val="20"/>
-              </w:rPr>
-              <w:t xml:space="preserve">Informative</w:t>
+            <w:r>
+              <w:rPr>
+                <w:b/>
+              </w:rPr>
+              <w:t>Very Low</w:t>
             </w:r>
           </w:p>
         </w:tc>
@@ -2723,19 +2710,13 @@
           </w:tcPr>
           <w:p>
             <w:pPr>
-              <w:spacing w:after="0" w:before="0"/>
               <w:jc w:val="center"/>
             </w:pPr>
             <w:r>
               <w:rPr>
-                <w:rFonts w:ascii="Georgia" w:cs="Georgia" w:eastAsia="Georgia" w:hAnsi="Georgia"/>
-                <w:b/>
-                <w:bCs/>
-                <w:color w:val="000000"/>
-                <w:sz w:val="20"/>
-                <w:szCs w:val="20"/>
-              </w:rPr>
-              <w:t xml:space="preserve">Informative</w:t>
+                <w:b/>
+              </w:rPr>
+              <w:t>None</w:t>
             </w:r>
           </w:p>
         </w:tc>
@@ -2874,16 +2855,10 @@
           </w:tcPr>
           <w:p>
             <w:pPr>
-              <w:spacing w:after="0" w:before="0"/>
               <w:jc w:val="center"/>
             </w:pPr>
             <w:r>
-              <w:rPr>
-                <w:rFonts w:ascii="Georgia" w:cs="Georgia" w:eastAsia="Georgia" w:hAnsi="Georgia"/>
-                <w:sz w:val="20"/>
-                <w:szCs w:val="20"/>
-              </w:rPr>
-              <w:t xml:space="preserve">0.1–1.9</w:t>
+              <w:t>0.0</w:t>
             </w:r>
           </w:p>
         </w:tc>
@@ -2900,16 +2875,10 @@
           </w:tcPr>
           <w:p>
             <w:pPr>
-              <w:spacing w:after="0" w:before="0"/>
               <w:jc w:val="center"/>
             </w:pPr>
             <w:r>
-              <w:rPr>
-                <w:rFonts w:ascii="Georgia" w:cs="Georgia" w:eastAsia="Georgia" w:hAnsi="Georgia"/>
-                <w:sz w:val="20"/>
-                <w:szCs w:val="20"/>
-              </w:rPr>
-              <w:t xml:space="preserve">2.0–3.9</w:t>
+              <w:t>0.1–3.9</w:t>
             </w:r>
           </w:p>
         </w:tc>
@@ -4000,7 +3969,7 @@
                 <w:sz w:val="20"/>
                 <w:szCs w:val="20"/>
               </w:rPr>
-              <w:t xml:space="preserve">{cvss.baseSeverity}</w:t>
+              <w:t>{#cvss.baseSeverity == 'None'}Informative{/cvss.baseSeverity == 'None'}{#cvss.baseSeverity != 'None'}{cvss.baseSeverity}{/cvss.baseSeverity != 'None'}</w:t>
             </w:r>
           </w:p>
         </w:tc>
@@ -8427,7 +8396,7 @@
         <w:rPr>
           <w:rFonts w:ascii="Georgia" w:cs="Georgia" w:eastAsia="Georgia" w:hAnsi="Georgia"/>
         </w:rPr>
-        <w:t xml:space="preserve">{#findings}{#cvss.baseSeverity == 'Informative'}{identifier}: {title}</w:t>
+        <w:t>{#findings}{#cvss.baseSeverity == 'None'}{identifier}: {title}</w:t>
       </w:r>
     </w:p>
     <w:tbl>
@@ -9488,11 +9457,9 @@
         <w:rPr>
           <w:rFonts w:ascii="Georgia" w:cs="Georgia" w:eastAsia="Georgia" w:hAnsi="Georgia"/>
         </w:rPr>
-        <w:t xml:space="preserve">{/cvss.baseSeverity == 'Informative'}{/findings}</w:t>
-      </w:r>
-      <w:r>
-        <w:br w:type="page"/>
-      </w:r>
+        <w:t>{/cvss.baseSeverity == 'None'}{/findings}</w:t>
+      </w:r>
+      <w:r/>
     </w:p>
     <w:p>
       <w:pPr>
@@ -9732,7 +9699,7 @@
                 <w:sz w:val="20"/>
                 <w:szCs w:val="20"/>
               </w:rPr>
-              <w:t xml:space="preserve">{cvss.baseSeverity}</w:t>
+              <w:t>{#cvss.baseSeverity == 'None'}Informative{/cvss.baseSeverity == 'None'}{#cvss.baseSeverity != 'None'}{cvss.baseSeverity}{/cvss.baseSeverity != 'None'}</w:t>
             </w:r>
           </w:p>
         </w:tc>
@@ -9758,7 +9725,7 @@
                 <w:sz w:val="20"/>
                 <w:szCs w:val="20"/>
               </w:rPr>
-              <w:t xml:space="preserve">{#cvss.baseSeverity == 'Critical'}7 days{/cvss.baseSeverity == 'Critical'}{#cvss.baseSeverity == 'High'}30 days{/cvss.baseSeverity == 'High'}{#cvss.baseSeverity == 'Medium'}90 days{/cvss.baseSeverity == 'Medium'}{#cvss.baseSeverity == 'Low'}120 days{/cvss.baseSeverity == 'Low'}{#cvss.baseSeverity == 'Informative'}Routine patch cycle{/cvss.baseSeverity == 'Informative'}{/findings}</w:t>
+              <w:t>{#cvss.baseSeverity == 'Critical'}7 days{/cvss.baseSeverity == 'Critical'}{#cvss.baseSeverity == 'High'}30 days{/cvss.baseSeverity == 'High'}{#cvss.baseSeverity == 'Medium'}90 days{/cvss.baseSeverity == 'Medium'}{#cvss.baseSeverity == 'Low'}120 days{/cvss.baseSeverity == 'Low'}{#cvss.baseSeverity == 'None'}Routine patch cycle{/cvss.baseSeverity == 'None'}{/findings}</w:t>
             </w:r>
           </w:p>
         </w:tc>
